--- a/docs/ops/Neville_Island_New_Operator_Primer.docx
+++ b/docs/ops/Neville_Island_New_Operator_Primer.docx
@@ -1414,7 +1414,7 @@
           <w:color w:val="0F4761"/>
           <w:sz w:val="19"/>
         </w:rPr>
-        <w:t>https://lnevo.github.io/hart/library/pittsburgh-ohio-valley-railway.html</w:t>
+        <w:t>https://www.hartrailroad.com/library/pittsburgh-ohio-valley-railway.html</w:t>
       </w:r>
     </w:p>
     <w:p>
